--- a/templates/contrato-promessa-compra-venda.docx
+++ b/templates/contrato-promessa-compra-venda.docx
@@ -7060,7 +7060,7 @@
           <w:color w:val="ff0000"/>
           <w:rtl w:val="0"/>
         </w:rPr>
-        <w:t xml:space="preserve">R$XXXXXXX</w:t>
+        <w:t xml:space="preserve">[VALOR_FRACAO_IDEAL]</w:t>
       </w:r>
       <w:r>
         <w:rPr>
@@ -7077,7 +7077,7 @@
           <w:color w:val="ff0000"/>
           <w:rtl w:val="0"/>
         </w:rPr>
-        <w:t xml:space="preserve">(N˚ POR EXTENSO)</w:t>
+        <w:t xml:space="preserve">([VALOR_FRACAO_IDEAL_EXTENSO])</w:t>
       </w:r>
       <w:r>
         <w:rPr>
@@ -7477,7 +7477,7 @@
           <w:color w:val="ff0000"/>
           <w:rtl w:val="0"/>
         </w:rPr>
-        <w:t xml:space="preserve">R$ XXXXXXX</w:t>
+        <w:t xml:space="preserve">[VALOR_CUSTO_CONSTRUCAO]</w:t>
       </w:r>
       <w:r>
         <w:rPr>
@@ -7494,7 +7494,7 @@
           <w:color w:val="ff0000"/>
           <w:rtl w:val="0"/>
         </w:rPr>
-        <w:t xml:space="preserve">(N˚ POR EXTENSO)</w:t>
+        <w:t xml:space="preserve">([VALOR_CUSTO_CONSTRUCAO_EXTENSO])</w:t>
       </w:r>
       <w:r>
         <w:rPr>

--- a/templates/contrato-promessa-compra-venda.docx
+++ b/templates/contrato-promessa-compra-venda.docx
@@ -940,48 +940,48 @@
           <w:bCs w:val="1"/>
           <w:rtl w:val="0"/>
         </w:rPr>
-        <w:t xml:space="preserve">INTERMEDIADORA </w:t>
-      </w:r>
-    </w:p>
-    <w:p>
-      <w:pPr>
-        <w:spacing w:after="160" w:line="259" w:lineRule="auto"/>
-        <w:jc w:val="both"/>
-        <w:rPr>
-          <w:color w:val="ff0000"/>
-        </w:rPr>
-      </w:pPr>
-      <w:r>
-        <w:rPr>
-          <w:b w:val="1"/>
-          <w:bCs w:val="1"/>
-          <w:color w:val="ff0000"/>
-          <w:rtl w:val="0"/>
-        </w:rPr>
-        <w:t xml:space="preserve">VMC FERREIRA CORRETORA DE IMÓVEIS</w:t>
-      </w:r>
-      <w:r>
-        <w:rPr>
-          <w:color w:val="ff0000"/>
-          <w:rtl w:val="0"/>
-        </w:rPr>
-        <w:t xml:space="preserve">, pessoa jurídica de direito privado, inscrita no CNPJ sob nº 21.381.681/0001-55, com CRECI jurídico nº9508-J. com sede na Avenida Presidente Castelo Branco, 246 - Loja 20 CEP:29.192-066, Aracruz-ES, neste ato representada por sua sócia, </w:t>
-      </w:r>
-      <w:r>
-        <w:rPr>
-          <w:b w:val="1"/>
-          <w:bCs w:val="1"/>
-          <w:color w:val="ff0000"/>
-          <w:rtl w:val="0"/>
-        </w:rPr>
-        <w:t xml:space="preserve">Valk MÁRCIA CARNEIRO</w:t>
-      </w:r>
-      <w:r>
-        <w:rPr>
-          <w:color w:val="ff0000"/>
-          <w:rtl w:val="0"/>
-        </w:rPr>
-        <w:t xml:space="preserve"> Ferreira, brasileira, solteira, administradora e corretora de imóveis, inscrita no CRECI-ES sob o nº 8503-F/13ª Região), doravante denominado simplesmente INTERMEDIADORA.</w:t>
+        <w:t xml:space="preserve">[INTERMEDIADORA_TITULO]</w:t>
+      </w:r>
+    </w:p>
+    <w:p>
+      <w:pPr>
+        <w:spacing w:after="160" w:line="259" w:lineRule="auto"/>
+        <w:jc w:val="both"/>
+        <w:rPr>
+          <w:color w:val="ff0000"/>
+        </w:rPr>
+      </w:pPr>
+      <w:r>
+        <w:rPr>
+          <w:b w:val="1"/>
+          <w:bCs w:val="1"/>
+          <w:color w:val="ff0000"/>
+          <w:rtl w:val="0"/>
+        </w:rPr>
+        <w:t xml:space="preserve">[INTERMEDIADORA_RAZAO_SOCIAL]</w:t>
+      </w:r>
+      <w:r>
+        <w:rPr>
+          <w:color w:val="ff0000"/>
+          <w:rtl w:val="0"/>
+        </w:rPr>
+        <w:t xml:space="preserve">, pessoa jurídica de direito privado, inscrita no CNPJ sob nº [INTERMEDIADORA_CNPJ], com CRECI jurídico nº [INTERMEDIADORA_CRECI], com sede na [INTERMEDIADORA_ENDERECO], neste ato representada por </w:t>
+      </w:r>
+      <w:r>
+        <w:rPr>
+          <w:b w:val="1"/>
+          <w:bCs w:val="1"/>
+          <w:color w:val="ff0000"/>
+          <w:rtl w:val="0"/>
+        </w:rPr>
+        <w:t xml:space="preserve">[INTERMEDIADORA_REPRESENTANTE]</w:t>
+      </w:r>
+      <w:r>
+        <w:rPr>
+          <w:color w:val="ff0000"/>
+          <w:rtl w:val="0"/>
+        </w:rPr>
+        <w:t xml:space="preserve">[INTERMEDIADORA_REPRESENTANTE_QUALIFICACAO], doravante denominada simplesmente INTERMEDIADORA.</w:t>
       </w:r>
       <w:commentRangeEnd w:id="1"/>
       <w:r>
@@ -1095,7 +1095,7 @@
           <w:color w:val="ff0000"/>
           <w:rtl w:val="0"/>
         </w:rPr>
-        <w:t xml:space="preserve"> R-3 da Matrícula nº 22.074 do Cartório do 1º Ofício de Registro de Imóveis, Títulos e Documentos e Pessoas Jurídicas de Aracruz, Espírito Santo, nos termos da Lei 4.591/64.</w:t>
+        <w:t xml:space="preserve"> [INCORPORACAO_REGISTRO]</w:t>
       </w:r>
       <w:r>
         <w:rPr>
@@ -1131,7 +1131,7 @@
           <w:color w:val="ff0000"/>
           <w:rtl w:val="0"/>
         </w:rPr>
-        <w:t xml:space="preserve">AV-4 da Matrícula nº 22.074 do Cartório do 1º Ofício de Registro de Imóveis, Títulos e Documentos e Pessoas Jurídicas de Aracruz, Espírito Santo, nos termos da Lei 4.591/64.</w:t>
+        <w:t xml:space="preserve">[INCORPORACAO_PATRIMONIO_AFETACAO]</w:t>
       </w:r>
     </w:p>
     <w:p>
@@ -1161,7 +1161,7 @@
           <w:color w:val="ff0000"/>
           <w:rtl w:val="0"/>
         </w:rPr>
-        <w:t xml:space="preserve">Lotes 06 e 08, da quadra 10, situados na Rua Flor do Guarujá, nº 47, do Loteamento Nova Aracruz, Bairro Jardins, Aracruz/ES, CEP 29190-338.</w:t>
+        <w:t xml:space="preserve">[IMOVEL_ENDERECO]</w:t>
       </w:r>
     </w:p>
     <w:p>
@@ -1191,7 +1191,7 @@
           <w:color w:val="ff0000"/>
           <w:rtl w:val="0"/>
         </w:rPr>
-        <w:t xml:space="preserve">224/2021</w:t>
+        <w:t xml:space="preserve">[ALVARA_CONSTRUCAO]</w:t>
       </w:r>
     </w:p>
     <w:p>
@@ -1221,7 +1221,7 @@
           <w:color w:val="ff0000"/>
           <w:rtl w:val="0"/>
         </w:rPr>
-        <w:t xml:space="preserve"> 23/01/2025.</w:t>
+        <w:t xml:space="preserve"> [DATA_PREVISTA_ENTREGA].</w:t>
       </w:r>
     </w:p>
     <w:p>
@@ -3795,7 +3795,7 @@
           <w:szCs w:val="18"/>
           <w:rtl w:val="0"/>
         </w:rPr>
-        <w:t xml:space="preserve">2) As partes ajustam que a correção INCC sobre o débito de </w:t>
+        <w:t xml:space="preserve">[OBS_PAGAMENTO]</w:t>
       </w:r>
       <w:r>
         <w:rPr>
@@ -3804,7 +3804,7 @@
           <w:szCs w:val="18"/>
           <w:rtl w:val="0"/>
         </w:rPr>
-        <w:t xml:space="preserve">R$ 350.000,00 </w:t>
+        <w:t xml:space="preserve"/>
       </w:r>
       <w:r>
         <w:rPr>
@@ -3812,7 +3812,7 @@
           <w:szCs w:val="18"/>
           <w:rtl w:val="0"/>
         </w:rPr>
-        <w:t xml:space="preserve">referente a permuta serão aplicados tanto sobre o saldo devedor quanto da valorização do </w:t>
+        <w:t xml:space="preserve"/>
       </w:r>
       <w:r>
         <w:rPr>
@@ -3821,7 +3821,7 @@
           <w:szCs w:val="18"/>
           <w:rtl w:val="0"/>
         </w:rPr>
-        <w:t xml:space="preserve">apartamento 1605 situado na Av. Castelo Branco, nº320, Bela Vista, Residencial Villaggio Aracruz, Torre B, Aracruz-ES, CEP:29.192-066.</w:t>
+        <w:t xml:space="preserve"/>
       </w:r>
       <w:commentRangeEnd w:id="4"/>
       <w:r>
@@ -7507,7 +7507,7 @@
           <w:color w:val="ff0000"/>
           <w:rtl w:val="0"/>
         </w:rPr>
-        <w:t xml:space="preserve">13/06/2022</w:t>
+        <w:t xml:space="preserve">[ORCAMENTO_DATA]</w:t>
       </w:r>
       <w:r>
         <w:rPr>
@@ -7523,7 +7523,7 @@
           <w:u w:val="single"/>
           <w:rtl w:val="0"/>
         </w:rPr>
-        <w:t xml:space="preserve">101 (Cento e um)</w:t>
+        <w:t xml:space="preserve">[TIPO_PADRONIZADO]</w:t>
       </w:r>
       <w:r>
         <w:rPr>
@@ -7585,7 +7585,7 @@
         <w:rPr>
           <w:rtl w:val="0"/>
         </w:rPr>
-        <w:t xml:space="preserve">, obriga-se, na proporção de sua fração ideal (nos termos do item III do Quadro Resumo), ao pagamento do custo de construção das </w:t>
+        <w:t xml:space="preserve">, obriga-se, na proporção de sua fração ideal (nos termos do item III do Quadro Resumo), ao pagamento do custo de construção </w:t>
       </w:r>
       <w:sdt>
         <w:sdtPr>
@@ -7601,7 +7601,7 @@
           <w:color w:val="ff0000"/>
           <w:rtl w:val="0"/>
         </w:rPr>
-        <w:t xml:space="preserve">Lojas nº 01(um), 02(dois), 03(três) e 04 (quatro), e suas vagas de garagem</w:t>
+        <w:t xml:space="preserve">[AREAS_SUB_ROGADAS]</w:t>
       </w:r>
       <w:commentRangeEnd w:id="5"/>
       <w:r>
